--- a/document/products-services/document.docx
+++ b/document/products-services/document.docx
@@ -497,7 +497,7 @@
         <w:pStyle w:val="Heading2"/>
       </w:pPr>
       <w:r>
-        <w:t xml:space="preserve">🌊 BluWav Ripple — Starter  |  From $1,800  |  One-time investment</w:t>
+        <w:t xml:space="preserve">🌊 BluWav Launch™  |  $397/mo + $900 setup</w:t>
       </w:r>
     </w:p>
     <w:p>
@@ -707,17 +707,17 @@
         <w:pStyle w:val="Heading2"/>
       </w:pPr>
       <w:r>
-        <w:t xml:space="preserve">⚡ BluWav Current — Growth  |  From $3,000  |  One-time investment</w:t>
-      </w:r>
-    </w:p>
-    <w:p>
-      <w:r>
-        <w:rPr>
-          <w:rFonts w:ascii="Cambria" w:cs="Cambria" w:eastAsia="Cambria" w:hAnsi="Cambria"/>
-          <w:sz w:val="24"/>
-          <w:szCs w:val="24"/>
-        </w:rPr>
-        <w:t xml:space="preserve">The complete growth system. All four pillars activated. Everything in Ripple, plus:</w:t>
+        <w:t xml:space="preserve">⚡ BluWav Momentum™  |  $697/mo + $1,250 setup</w:t>
+      </w:r>
+    </w:p>
+    <w:p>
+      <w:r>
+        <w:rPr>
+          <w:rFonts w:ascii="Cambria" w:cs="Cambria" w:eastAsia="Cambria" w:hAnsi="Cambria"/>
+          <w:sz w:val="24"/>
+          <w:szCs w:val="24"/>
+        </w:rPr>
+        <w:t xml:space="preserve">The complete growth system. All four pillars activated. Everything in Launch™, plus:</w:t>
       </w:r>
     </w:p>
     <w:p>
@@ -900,17 +900,17 @@
         <w:pStyle w:val="Heading2"/>
       </w:pPr>
       <w:r>
-        <w:t xml:space="preserve">🚀 BluWav Surge — Full Transformation  |  From $5,000+  |  Setup + Monthly Plan</w:t>
-      </w:r>
-    </w:p>
-    <w:p>
-      <w:r>
-        <w:rPr>
-          <w:rFonts w:ascii="Cambria" w:cs="Cambria" w:eastAsia="Cambria" w:hAnsi="Cambria"/>
-          <w:sz w:val="24"/>
-          <w:szCs w:val="24"/>
-        </w:rPr>
-        <w:t xml:space="preserve">Full-scale growth system deployment. Every pillar maximised. Everything in Current, plus:</w:t>
+        <w:t xml:space="preserve">🚀 BluWav Accelerate™  |  $1,497/mo + $2,500 setup</w:t>
+      </w:r>
+    </w:p>
+    <w:p>
+      <w:r>
+        <w:rPr>
+          <w:rFonts w:ascii="Cambria" w:cs="Cambria" w:eastAsia="Cambria" w:hAnsi="Cambria"/>
+          <w:sz w:val="24"/>
+          <w:szCs w:val="24"/>
+        </w:rPr>
+        <w:t xml:space="preserve">Full-scale growth system deployment. Every pillar maximised. Everything in Momentum™, plus:</w:t>
       </w:r>
     </w:p>
     <w:p>
@@ -1285,7 +1285,7 @@
                 <w:sz w:val="21"/>
                 <w:szCs w:val="21"/>
               </w:rPr>
-              <w:t xml:space="preserve">CRM Starter</w:t>
+              <w:t xml:space="preserve">Foundation Plan™</w:t>
             </w:r>
           </w:p>
         </w:tc>
@@ -1412,7 +1412,7 @@
                 <w:sz w:val="21"/>
                 <w:szCs w:val="21"/>
               </w:rPr>
-              <w:t xml:space="preserve">CRM Lite</w:t>
+              <w:t xml:space="preserve">Growth Plan™</w:t>
             </w:r>
           </w:p>
         </w:tc>
@@ -1539,7 +1539,7 @@
                 <w:sz w:val="21"/>
                 <w:szCs w:val="21"/>
               </w:rPr>
-              <w:t xml:space="preserve">CRM Premium ⭐</w:t>
+              <w:t xml:space="preserve">Founder Plan™ ⭐</w:t>
             </w:r>
           </w:p>
         </w:tc>
@@ -1564,7 +1564,7 @@
                 <w:sz w:val="21"/>
                 <w:szCs w:val="21"/>
               </w:rPr>
-              <w:t xml:space="preserve">$179/mo</w:t>
+              <w:t xml:space="preserve">$199/mo</w:t>
             </w:r>
           </w:p>
         </w:tc>
@@ -1666,7 +1666,7 @@
                 <w:sz w:val="21"/>
                 <w:szCs w:val="21"/>
               </w:rPr>
-              <w:t xml:space="preserve">CRM Enterprise</w:t>
+              <w:t xml:space="preserve">Enterprise Plan™</w:t>
             </w:r>
           </w:p>
         </w:tc>
@@ -1691,7 +1691,7 @@
                 <w:sz w:val="21"/>
                 <w:szCs w:val="21"/>
               </w:rPr>
-              <w:t xml:space="preserve">$499/mo</w:t>
+              <w:t xml:space="preserve">$399/mo</w:t>
             </w:r>
           </w:p>
         </w:tc>
@@ -1793,7 +1793,7 @@
                 <w:sz w:val="21"/>
                 <w:szCs w:val="21"/>
               </w:rPr>
-              <w:t xml:space="preserve">White-Label</w:t>
+              <w:t xml:space="preserve">Agency Edition™</w:t>
             </w:r>
           </w:p>
         </w:tc>
@@ -1818,7 +1818,7 @@
                 <w:sz w:val="21"/>
                 <w:szCs w:val="21"/>
               </w:rPr>
-              <w:t xml:space="preserve">$697/mo</w:t>
+              <w:t xml:space="preserve">$899/mo</w:t>
             </w:r>
           </w:p>
         </w:tc>
@@ -1922,7 +1922,7 @@
           <w:sz w:val="24"/>
           <w:szCs w:val="24"/>
         </w:rPr>
-        <w:t xml:space="preserve">CRM Premium Introductory Rate: $179/month. Price rises to $199/month when the BluWav Growth Dashboard launches. Sign up now and your rate is locked in for life. No exceptions.</w:t>
+        <w:t xml:space="preserve">Founder Plan™ Introductory Rate: $199/month. Price rises to $199/month when the BluWav Growth Dashboard launches. Sign up now and your rate is locked in for life. No exceptions.</w:t>
       </w:r>
     </w:p>
     <w:p>
@@ -1937,7 +1937,7 @@
           <w:sz w:val="24"/>
           <w:szCs w:val="24"/>
         </w:rPr>
-        <w:t xml:space="preserve">Nonprofit Community Rate: Registered nonprofits qualify for CRM Premium at $99/month (no setup fee). Email hello@bluwavgrowth.com with your registration number.</w:t>
+        <w:t xml:space="preserve">Nonprofit Community Rate: Registered nonprofits qualify for Founder Plan™ at $99/month (no setup fee). Email hello@bluwavgrowth.com with your registration number.</w:t>
       </w:r>
     </w:p>
     <w:p>
@@ -1950,7 +1950,7 @@
         <w:pStyle w:val="Heading2"/>
       </w:pPr>
       <w:r>
-        <w:t xml:space="preserve">🌊 CRM Starter — $59/month + $99 onboarding</w:t>
+        <w:t xml:space="preserve">🌊 Foundation Plan™ — $59/month + $99 onboarding</w:t>
       </w:r>
     </w:p>
     <w:p>
@@ -2137,7 +2137,7 @@
         <w:pStyle w:val="Heading2"/>
       </w:pPr>
       <w:r>
-        <w:t xml:space="preserve">💼 CRM Lite — $99/month + $199 onboarding</w:t>
+        <w:t xml:space="preserve">💼 Growth Plan™ — $99/month + $199 onboarding</w:t>
       </w:r>
     </w:p>
     <w:p>
@@ -2164,7 +2164,7 @@
           <w:sz w:val="24"/>
           <w:szCs w:val="24"/>
         </w:rPr>
-        <w:t xml:space="preserve">Everything in CRM Starter</w:t>
+        <w:t xml:space="preserve">Everything in Foundation Plan™</w:t>
       </w:r>
     </w:p>
     <w:p>
@@ -2279,7 +2279,7 @@
         <w:pStyle w:val="Heading2"/>
       </w:pPr>
       <w:r>
-        <w:t xml:space="preserve">🖤 CRM Premium — $179/month + $299 onboarding  ⭐ Most Popular</w:t>
+        <w:t xml:space="preserve">🖤 Founder Plan™ — $199/month + $299 onboarding  ⭐ Most Popular</w:t>
       </w:r>
     </w:p>
     <w:p>
@@ -2306,7 +2306,7 @@
           <w:sz w:val="24"/>
           <w:szCs w:val="24"/>
         </w:rPr>
-        <w:t xml:space="preserve">Everything in CRM Lite</w:t>
+        <w:t xml:space="preserve">Everything in Growth Plan™</w:t>
       </w:r>
     </w:p>
     <w:p>
@@ -2489,7 +2489,7 @@
         <w:pStyle w:val="Heading2"/>
       </w:pPr>
       <w:r>
-        <w:t xml:space="preserve">🏛️ CRM Enterprise — $499/month + $599 white-glove onboarding</w:t>
+        <w:t xml:space="preserve">🏛️ Enterprise Plan™ — $399/month + $599 white-glove onboarding</w:t>
       </w:r>
     </w:p>
     <w:p>
@@ -2516,7 +2516,7 @@
           <w:sz w:val="24"/>
           <w:szCs w:val="24"/>
         </w:rPr>
-        <w:t xml:space="preserve">Everything in CRM Premium</w:t>
+        <w:t xml:space="preserve">Everything in Founder Plan™</w:t>
       </w:r>
     </w:p>
     <w:p>
@@ -2699,7 +2699,7 @@
         <w:pStyle w:val="Heading2"/>
       </w:pPr>
       <w:r>
-        <w:t xml:space="preserve">🏢 White-Label CRM — $697/month + $699 onboarding</w:t>
+        <w:t xml:space="preserve">🏢 Agency Edition™ — $899/month + $699 onboarding</w:t>
       </w:r>
     </w:p>
     <w:p>
@@ -2854,7 +2854,7 @@
           <w:sz w:val="24"/>
           <w:szCs w:val="24"/>
         </w:rPr>
-        <w:t xml:space="preserve">Revenue Example: 20 clients × $697/mo = $13,940 MRR for your agency</w:t>
+        <w:t xml:space="preserve">Revenue Example: 20 clients × $899/mo = $13,940 MRR for your agency</w:t>
       </w:r>
     </w:p>
     <w:p>
@@ -3212,7 +3212,7 @@
                 <w:sz w:val="21"/>
                 <w:szCs w:val="21"/>
               </w:rPr>
-              <w:t xml:space="preserve">14-day free trial of CRM Premium — full access, no credit card required.</w:t>
+              <w:t xml:space="preserve">14-day free trial of Founder Plan™ — full access, no credit card required.</w:t>
             </w:r>
           </w:p>
         </w:tc>
